--- a/CSV108_docx/076_System_Handover_and_Support_Model.docx
+++ b/CSV108_docx/076_System_Handover_and_Support_Model.docx
@@ -1276,11 +1276,11 @@
         <w:tblInd w:w="120" w:type="dxa"/>
       </w:tblPr>
       <w:tblGrid>
-        <w:gridCol w:w="879"/>
-        <w:gridCol w:w="2844"/>
-        <w:gridCol w:w="2844"/>
-        <w:gridCol w:w="1241"/>
-        <w:gridCol w:w="1552"/>
+        <w:gridCol w:w="720"/>
+        <w:gridCol w:w="1884"/>
+        <w:gridCol w:w="3455"/>
+        <w:gridCol w:w="1507"/>
+        <w:gridCol w:w="1794"/>
       </w:tblGrid>
       <w:tr>
         <w:trPr>
@@ -1288,7 +1288,7 @@
         </w:trPr>
         <w:tc>
           <w:tcPr>
-            <w:tcW w:type="dxa" w:w="879"/>
+            <w:tcW w:type="dxa" w:w="720"/>
             <w:shd w:fill="E8EEF5"/>
             <w:vAlign w:val="center"/>
             <w:tcMar>
@@ -1317,7 +1317,7 @@
         </w:tc>
         <w:tc>
           <w:tcPr>
-            <w:tcW w:type="dxa" w:w="2844"/>
+            <w:tcW w:type="dxa" w:w="1884"/>
             <w:shd w:fill="E8EEF5"/>
             <w:vAlign w:val="center"/>
             <w:tcMar>
@@ -1346,7 +1346,7 @@
         </w:tc>
         <w:tc>
           <w:tcPr>
-            <w:tcW w:type="dxa" w:w="2844"/>
+            <w:tcW w:type="dxa" w:w="3455"/>
             <w:shd w:fill="E8EEF5"/>
             <w:vAlign w:val="center"/>
             <w:tcMar>
@@ -1375,7 +1375,7 @@
         </w:tc>
         <w:tc>
           <w:tcPr>
-            <w:tcW w:type="dxa" w:w="1241"/>
+            <w:tcW w:type="dxa" w:w="1507"/>
             <w:shd w:fill="E8EEF5"/>
             <w:vAlign w:val="center"/>
             <w:tcMar>
@@ -1404,7 +1404,7 @@
         </w:tc>
         <w:tc>
           <w:tcPr>
-            <w:tcW w:type="dxa" w:w="1552"/>
+            <w:tcW w:type="dxa" w:w="1794"/>
             <w:shd w:fill="E8EEF5"/>
             <w:vAlign w:val="center"/>
             <w:tcMar>
@@ -1435,7 +1435,7 @@
       <w:tr>
         <w:tc>
           <w:tcPr>
-            <w:tcW w:type="dxa" w:w="879"/>
+            <w:tcW w:type="dxa" w:w="720"/>
             <w:vAlign w:val="center"/>
             <w:tcMar>
               <w:top w:w="80" w:type="dxa"/>
@@ -1463,7 +1463,7 @@
         </w:tc>
         <w:tc>
           <w:tcPr>
-            <w:tcW w:type="dxa" w:w="2844"/>
+            <w:tcW w:type="dxa" w:w="1884"/>
             <w:vAlign w:val="center"/>
             <w:tcMar>
               <w:top w:w="80" w:type="dxa"/>
@@ -1491,7 +1491,7 @@
         </w:tc>
         <w:tc>
           <w:tcPr>
-            <w:tcW w:type="dxa" w:w="2844"/>
+            <w:tcW w:type="dxa" w:w="3455"/>
             <w:vAlign w:val="center"/>
             <w:tcMar>
               <w:top w:w="80" w:type="dxa"/>
@@ -1519,7 +1519,7 @@
         </w:tc>
         <w:tc>
           <w:tcPr>
-            <w:tcW w:type="dxa" w:w="1241"/>
+            <w:tcW w:type="dxa" w:w="1507"/>
             <w:vAlign w:val="center"/>
             <w:tcMar>
               <w:top w:w="80" w:type="dxa"/>
@@ -1547,7 +1547,7 @@
         </w:tc>
         <w:tc>
           <w:tcPr>
-            <w:tcW w:type="dxa" w:w="1552"/>
+            <w:tcW w:type="dxa" w:w="1794"/>
             <w:vAlign w:val="center"/>
             <w:tcMar>
               <w:top w:w="80" w:type="dxa"/>
@@ -1577,7 +1577,7 @@
       <w:tr>
         <w:tc>
           <w:tcPr>
-            <w:tcW w:type="dxa" w:w="879"/>
+            <w:tcW w:type="dxa" w:w="720"/>
             <w:vAlign w:val="center"/>
             <w:tcMar>
               <w:top w:w="80" w:type="dxa"/>
@@ -1605,7 +1605,7 @@
         </w:tc>
         <w:tc>
           <w:tcPr>
-            <w:tcW w:type="dxa" w:w="2844"/>
+            <w:tcW w:type="dxa" w:w="1884"/>
             <w:vAlign w:val="center"/>
             <w:tcMar>
               <w:top w:w="80" w:type="dxa"/>
@@ -1633,7 +1633,7 @@
         </w:tc>
         <w:tc>
           <w:tcPr>
-            <w:tcW w:type="dxa" w:w="2844"/>
+            <w:tcW w:type="dxa" w:w="3455"/>
             <w:vAlign w:val="center"/>
             <w:tcMar>
               <w:top w:w="80" w:type="dxa"/>
@@ -1661,7 +1661,7 @@
         </w:tc>
         <w:tc>
           <w:tcPr>
-            <w:tcW w:type="dxa" w:w="1241"/>
+            <w:tcW w:type="dxa" w:w="1507"/>
             <w:vAlign w:val="center"/>
             <w:tcMar>
               <w:top w:w="80" w:type="dxa"/>
@@ -1689,7 +1689,7 @@
         </w:tc>
         <w:tc>
           <w:tcPr>
-            <w:tcW w:type="dxa" w:w="1552"/>
+            <w:tcW w:type="dxa" w:w="1794"/>
             <w:vAlign w:val="center"/>
             <w:tcMar>
               <w:top w:w="80" w:type="dxa"/>
@@ -1719,7 +1719,7 @@
       <w:tr>
         <w:tc>
           <w:tcPr>
-            <w:tcW w:type="dxa" w:w="879"/>
+            <w:tcW w:type="dxa" w:w="720"/>
             <w:vAlign w:val="center"/>
             <w:tcMar>
               <w:top w:w="80" w:type="dxa"/>
@@ -1747,7 +1747,7 @@
         </w:tc>
         <w:tc>
           <w:tcPr>
-            <w:tcW w:type="dxa" w:w="2844"/>
+            <w:tcW w:type="dxa" w:w="1884"/>
             <w:vAlign w:val="center"/>
             <w:tcMar>
               <w:top w:w="80" w:type="dxa"/>
@@ -1775,7 +1775,7 @@
         </w:tc>
         <w:tc>
           <w:tcPr>
-            <w:tcW w:type="dxa" w:w="2844"/>
+            <w:tcW w:type="dxa" w:w="3455"/>
             <w:vAlign w:val="center"/>
             <w:tcMar>
               <w:top w:w="80" w:type="dxa"/>
@@ -1803,7 +1803,7 @@
         </w:tc>
         <w:tc>
           <w:tcPr>
-            <w:tcW w:type="dxa" w:w="1241"/>
+            <w:tcW w:type="dxa" w:w="1507"/>
             <w:vAlign w:val="center"/>
             <w:tcMar>
               <w:top w:w="80" w:type="dxa"/>
@@ -1831,7 +1831,7 @@
         </w:tc>
         <w:tc>
           <w:tcPr>
-            <w:tcW w:type="dxa" w:w="1552"/>
+            <w:tcW w:type="dxa" w:w="1794"/>
             <w:vAlign w:val="center"/>
             <w:tcMar>
               <w:top w:w="80" w:type="dxa"/>
@@ -1861,7 +1861,7 @@
       <w:tr>
         <w:tc>
           <w:tcPr>
-            <w:tcW w:type="dxa" w:w="879"/>
+            <w:tcW w:type="dxa" w:w="720"/>
             <w:vAlign w:val="center"/>
             <w:tcMar>
               <w:top w:w="80" w:type="dxa"/>
@@ -1889,7 +1889,7 @@
         </w:tc>
         <w:tc>
           <w:tcPr>
-            <w:tcW w:type="dxa" w:w="2844"/>
+            <w:tcW w:type="dxa" w:w="1884"/>
             <w:vAlign w:val="center"/>
             <w:tcMar>
               <w:top w:w="80" w:type="dxa"/>
@@ -1917,7 +1917,7 @@
         </w:tc>
         <w:tc>
           <w:tcPr>
-            <w:tcW w:type="dxa" w:w="2844"/>
+            <w:tcW w:type="dxa" w:w="3455"/>
             <w:vAlign w:val="center"/>
             <w:tcMar>
               <w:top w:w="80" w:type="dxa"/>
@@ -1945,7 +1945,7 @@
         </w:tc>
         <w:tc>
           <w:tcPr>
-            <w:tcW w:type="dxa" w:w="1241"/>
+            <w:tcW w:type="dxa" w:w="1507"/>
             <w:vAlign w:val="center"/>
             <w:tcMar>
               <w:top w:w="80" w:type="dxa"/>
@@ -1973,7 +1973,7 @@
         </w:tc>
         <w:tc>
           <w:tcPr>
-            <w:tcW w:type="dxa" w:w="1552"/>
+            <w:tcW w:type="dxa" w:w="1794"/>
             <w:vAlign w:val="center"/>
             <w:tcMar>
               <w:top w:w="80" w:type="dxa"/>
@@ -2003,7 +2003,35 @@
       <w:tr>
         <w:tc>
           <w:tcPr>
-            <w:tcW w:type="dxa" w:w="879"/>
+            <w:tcW w:type="dxa" w:w="720"/>
+            <w:vAlign w:val="center"/>
+            <w:tcMar>
+              <w:top w:w="80" w:type="dxa"/>
+              <w:bottom w:w="80" w:type="dxa"/>
+              <w:start w:w="120" w:type="dxa"/>
+              <w:end w:w="120" w:type="dxa"/>
+            </w:tcMar>
+          </w:tcPr>
+          <w:p>
+            <w:pPr>
+              <w:spacing w:after="0" w:line="276" w:lineRule="auto"/>
+              <w:jc w:val="left"/>
+            </w:pPr>
+            <w:r/>
+            <w:r>
+              <w:rPr>
+                <w:rFonts w:ascii="Calibri" w:hAnsi="Calibri"/>
+                <w:b w:val="0"/>
+                <w:color w:val="000000"/>
+                <w:sz w:val="17"/>
+              </w:rPr>
+              <w:t>QA</w:t>
+            </w:r>
+          </w:p>
+        </w:tc>
+        <w:tc>
+          <w:tcPr>
+            <w:tcW w:type="dxa" w:w="1884"/>
             <w:vAlign w:val="center"/>
             <w:tcMar>
               <w:top w:w="80" w:type="dxa"/>
@@ -2031,7 +2059,7 @@
         </w:tc>
         <w:tc>
           <w:tcPr>
-            <w:tcW w:type="dxa" w:w="2844"/>
+            <w:tcW w:type="dxa" w:w="3455"/>
             <w:vAlign w:val="center"/>
             <w:tcMar>
               <w:top w:w="80" w:type="dxa"/>
@@ -2059,7 +2087,7 @@
         </w:tc>
         <w:tc>
           <w:tcPr>
-            <w:tcW w:type="dxa" w:w="2844"/>
+            <w:tcW w:type="dxa" w:w="1507"/>
             <w:vAlign w:val="center"/>
             <w:tcMar>
               <w:top w:w="80" w:type="dxa"/>
@@ -2087,35 +2115,7 @@
         </w:tc>
         <w:tc>
           <w:tcPr>
-            <w:tcW w:type="dxa" w:w="1241"/>
-            <w:vAlign w:val="center"/>
-            <w:tcMar>
-              <w:top w:w="80" w:type="dxa"/>
-              <w:bottom w:w="80" w:type="dxa"/>
-              <w:start w:w="120" w:type="dxa"/>
-              <w:end w:w="120" w:type="dxa"/>
-            </w:tcMar>
-          </w:tcPr>
-          <w:p>
-            <w:pPr>
-              <w:spacing w:after="0" w:line="276" w:lineRule="auto"/>
-              <w:jc w:val="left"/>
-            </w:pPr>
-            <w:r/>
-            <w:r>
-              <w:rPr>
-                <w:rFonts w:ascii="Calibri" w:hAnsi="Calibri"/>
-                <w:b w:val="0"/>
-                <w:color w:val="000000"/>
-                <w:sz w:val="17"/>
-              </w:rPr>
-              <w:t>On-call escalation</w:t>
-            </w:r>
-          </w:p>
-        </w:tc>
-        <w:tc>
-          <w:tcPr>
-            <w:tcW w:type="dxa" w:w="1552"/>
+            <w:tcW w:type="dxa" w:w="1794"/>
             <w:vAlign w:val="center"/>
             <w:tcMar>
               <w:top w:w="80" w:type="dxa"/>
